--- a/config/contrats/fiche_salarie.docx
+++ b/config/contrats/fiche_salarie.docx
@@ -4,25 +4,15 @@
   <w:body>
     <w:p>
       <w:pPr>
-        <w:pStyle w:val="Title"/>
+        <w:pStyle w:val="Heading1"/>
       </w:pPr>
       <w:r>
-        <w:t>Fiche salarié</w:t>
-      </w:r>
-    </w:p>
-    <w:p>
-      <w:r>
-        <w:t>{{Societe}} — établissement {{Etablissement}}</w:t>
-      </w:r>
-    </w:p>
-    <w:p>
-      <w:r>
-        <w:t>Fiche établie le {{Aujourdhui}}.</w:t>
+        <w:t>FICHE SALARIÉ</w:t>
       </w:r>
     </w:p>
     <w:p>
       <w:pPr>
-        <w:pStyle w:val="Heading1"/>
+        <w:pStyle w:val="Heading2"/>
       </w:pPr>
       <w:r>
         <w:t>Identité</w:t>
@@ -30,98 +20,39 @@
     </w:p>
     <w:p>
       <w:r>
-        <w:t>Nom de naissance : {{NomNaissance}}</w:t>
+        <w:t xml:space="preserve">Nom et prénom : </w:t>
+      </w:r>
+      <w:r>
+        <w:rPr>
+          <w:b/>
+        </w:rPr>
+        <w:t>{{NomPrenom}}</w:t>
+      </w:r>
+    </w:p>
+    <w:p>
+      <w:pPr>
+        <w:pStyle w:val="Heading2"/>
+      </w:pPr>
+      <w:r>
+        <w:t>Pièces fournies</w:t>
       </w:r>
     </w:p>
     <w:p>
       <w:r>
-        <w:t>Nom d'usage : {{NomUsage}}</w:t>
+        <w:t>{{PiecesFournies}}</w:t>
+      </w:r>
+    </w:p>
+    <w:p>
+      <w:pPr>
+        <w:pStyle w:val="Heading2"/>
+      </w:pPr>
+      <w:r>
+        <w:t>Pièces manquantes</w:t>
       </w:r>
     </w:p>
     <w:p>
       <w:r>
-        <w:t>Prénom : {{Prenom}}</w:t>
-      </w:r>
-    </w:p>
-    <w:p>
-      <w:r>
-        <w:t>Date de naissance : {{DateNaissance}}</w:t>
-      </w:r>
-    </w:p>
-    <w:p>
-      <w:r>
-        <w:t>Lieu de naissance : {{LieuNaissance}}</w:t>
-      </w:r>
-    </w:p>
-    <w:p>
-      <w:r>
-        <w:t>Nationalité : {{Nationalite}}</w:t>
-      </w:r>
-    </w:p>
-    <w:p>
-      <w:r>
-        <w:t>Numéro de sécurité sociale : {{NumeroSecu}}</w:t>
-      </w:r>
-    </w:p>
-    <w:p>
-      <w:r>
-        <w:t>Adresse : {{Adresse}}</w:t>
-      </w:r>
-    </w:p>
-    <w:p>
-      <w:pPr>
-        <w:pStyle w:val="Heading1"/>
-      </w:pPr>
-      <w:r>
-        <w:t>Poste</w:t>
-      </w:r>
-    </w:p>
-    <w:p>
-      <w:r>
-        <w:t>Poste : {{Poste}}</w:t>
-      </w:r>
-    </w:p>
-    <w:p>
-      <w:r>
-        <w:t>Type de contrat : {{TypeContrat}}</w:t>
-      </w:r>
-    </w:p>
-    <w:p>
-      <w:r>
-        <w:t>Date de début : {{DateDebut}}</w:t>
-      </w:r>
-    </w:p>
-    <w:p>
-      <w:r>
-        <w:t>Heures hebdomadaires : {{HeuresHebdo}}</w:t>
-      </w:r>
-    </w:p>
-    <w:p>
-      <w:r>
-        <w:t>Salaire mensuel brut : {{SalaireChiffres}} €</w:t>
-      </w:r>
-    </w:p>
-    <w:p>
-      <w:r>
-        <w:t>Établissement : {{Etablissement}} ({{Siret}})</w:t>
-      </w:r>
-    </w:p>
-    <w:p>
-      <w:pPr>
-        <w:pStyle w:val="Heading1"/>
-      </w:pPr>
-      <w:r>
-        <w:t>Pièces au dossier</w:t>
-      </w:r>
-    </w:p>
-    <w:p>
-      <w:r>
-        <w:t>Fournies : {{PiecesFournies}}</w:t>
-      </w:r>
-    </w:p>
-    <w:p>
-      <w:r>
-        <w:t>Manquantes : {{PiecesManquantes}}</w:t>
+        <w:t>{{PiecesManquantes}}</w:t>
       </w:r>
     </w:p>
     <w:sectPr>
